--- a/people-lead/word/andressa/04-insumos-ciclo.docx
+++ b/people-lead/word/andressa/04-insumos-ciclo.docx
@@ -12,7 +12,7 @@
           <w:color w:val="1F3A5F"/>
           <w:sz w:val="40"/>
         </w:rPr>
-        <w:t>Andressa — insumos para o December Cycle</w:t>
+        <w:t>Andressa Silva — insumos para o December Cycle</w:t>
       </w:r>
     </w:p>
     <w:p>
@@ -22,7 +22,7 @@
           <w:color w:val="555555"/>
           <w:sz w:val="22"/>
         </w:rPr>
-        <w:t>Andressa · People Lead · documento editável</w:t>
+        <w:t>Andressa Silva · People Lead · documento editável</w:t>
       </w:r>
     </w:p>
     <w:p/>
@@ -884,7 +884,7 @@
         <w:pStyle w:val="ListBullet"/>
       </w:pPr>
       <w:r>
-        <w:t>☐ Mini CV: Pix, .NET, sustentação Bradesco, Women In Tech</w:t>
+        <w:t>☐ Mini CV: Pix, .NET, sustentação MAPFRE, Women In Tech</w:t>
       </w:r>
     </w:p>
     <w:p>
@@ -929,7 +929,7 @@
         <w:rPr>
           <w:b/>
         </w:rPr>
-        <w:t>“O que ela entrega no Bradesco?”</w:t>
+        <w:t>“O que ela entrega na MAPFRE?”</w:t>
       </w:r>
     </w:p>
     <w:p>

--- a/people-lead/word/andressa/04-insumos-ciclo.docx
+++ b/people-lead/word/andressa/04-insumos-ciclo.docx
@@ -22,13 +22,62 @@
           <w:color w:val="555555"/>
           <w:sz w:val="22"/>
         </w:rPr>
-        <w:t>Andressa Silva · People Lead · documento editável</w:t>
+        <w:t>Andressa · PL · uso interno</w:t>
       </w:r>
     </w:p>
     <w:p/>
     <w:p>
       <w:r>
-        <w:t>Briefing do People Lead para Workday, calibração da prática e feedback de novembro. Preencher os buracos com ela na 1:1 #2.</w:t>
+        <w:t>Briefing do People Lead para Workday, calibração da prática e feedback de novembro.</w:t>
+      </w:r>
+    </w:p>
+    <w:p>
+      <w:pPr>
+        <w:ind w:left="425"/>
+      </w:pPr>
+      <w:r>
+        <w:rPr>
+          <w:i/>
+          <w:color w:val="444444"/>
+        </w:rPr>
+        <w:t xml:space="preserve">Feedbacks recebidos 08/09: Camila (WIT) · Renata (par) · </w:t>
+      </w:r>
+      <w:r>
+        <w:rPr>
+          <w:b/>
+          <w:color w:val="444444"/>
+        </w:rPr>
+        <w:t>Rafael G. Martins</w:t>
+      </w:r>
+      <w:r>
+        <w:rPr>
+          <w:i/>
+          <w:color w:val="444444"/>
+        </w:rPr>
+        <w:t xml:space="preserve"> (gestor).   Justificativa: </w:t>
+      </w:r>
+      <w:r>
+        <w:rPr>
+          <w:rFonts w:ascii="Consolas" w:hAnsi="Consolas"/>
+          <w:color w:val="444444"/>
+          <w:sz w:val="18"/>
+        </w:rPr>
+        <w:t>15-justificativa-recomendacao.md</w:t>
+      </w:r>
+      <w:r>
+        <w:rPr>
+          <w:i/>
+          <w:color w:val="444444"/>
+        </w:rPr>
+        <w:t xml:space="preserve"> · Brutos: </w:t>
+      </w:r>
+      <w:r>
+        <w:rPr>
+          <w:rFonts w:ascii="Consolas" w:hAnsi="Consolas"/>
+          <w:color w:val="444444"/>
+          <w:sz w:val="18"/>
+        </w:rPr>
+        <w:t>16-feedbacks-projeto.md</w:t>
       </w:r>
     </w:p>
     <w:p>
@@ -93,7 +142,7 @@
                 <w:color w:val="FFFFFF"/>
                 <w:sz w:val="20"/>
               </w:rPr>
-              <w:t>Leitura atual (24/08)</w:t>
+              <w:t>Leitura atual (08/09)</w:t>
             </w:r>
           </w:p>
         </w:tc>
@@ -116,7 +165,7 @@
                 <w:color w:val="FFFFFF"/>
                 <w:sz w:val="20"/>
               </w:rPr>
-              <w:t>Confirmar em setembro</w:t>
+              <w:t>Evidência</w:t>
             </w:r>
           </w:p>
         </w:tc>
@@ -155,13 +204,7 @@
                 <w:b/>
                 <w:sz w:val="20"/>
               </w:rPr>
-              <w:t>Provavelmente não neste FY</w:t>
-            </w:r>
-            <w:r>
-              <w:rPr>
-                <w:sz w:val="20"/>
-              </w:rPr>
-              <w:t>, se a evidência continuar só legado + certificação sem badge</w:t>
+              <w:t>Não</w:t>
             </w:r>
           </w:p>
         </w:tc>
@@ -179,7 +222,7 @@
               <w:rPr>
                 <w:sz w:val="20"/>
               </w:rPr>
-              <w:t>Feedback do projeto + tempo de Analyst</w:t>
+              <w:t>Gestor: Review in 12 months; evolução técnica abaixo do esperado</w:t>
             </w:r>
           </w:p>
         </w:tc>
@@ -217,9 +260,16 @@
             </w:r>
             <w:r>
               <w:rPr>
+                <w:b/>
                 <w:sz w:val="20"/>
               </w:rPr>
-              <w:t>Depende de como a sustentação for narrada e do feedback do Rafael Martins</w:t>
+              <w:t>Cautela</w:t>
+            </w:r>
+            <w:r>
+              <w:rPr>
+                <w:sz w:val="20"/>
+              </w:rPr>
+              <w:t xml:space="preserve"> — WIT e par fortes; performance projeto pede aceleração</w:t>
             </w:r>
           </w:p>
         </w:tc>
@@ -238,7 +288,7 @@
               <w:rPr>
                 <w:sz w:val="20"/>
               </w:rPr>
-              <w:t>Precisa de evidência escrita</w:t>
+              <w:t>Camila + Renata vs. business case Rafael</w:t>
             </w:r>
           </w:p>
         </w:tc>
@@ -276,7 +326,7 @@
               <w:rPr>
                 <w:sz w:val="20"/>
               </w:rPr>
-              <w:t>“Você não estagnou por falta de vontade. O ano foi um projeto estreito. Vamos recuperar stack, idioma e visibilidade.”</w:t>
+              <w:t>“Seu potencial e colaboração foram reconhecidos. O gestor pede acelerar .NET e autonomia. Women In Tech ficou sólido. Próximo ciclo: menos dependência de apoio.”</w:t>
             </w:r>
           </w:p>
         </w:tc>
@@ -290,12 +340,6 @@
                 <w:sz w:val="20"/>
               </w:rPr>
             </w:r>
-            <w:r>
-              <w:rPr>
-                <w:sz w:val="20"/>
-              </w:rPr>
-              <w:t>Ajustar ao que o projeto disser</w:t>
-            </w:r>
           </w:p>
         </w:tc>
       </w:tr>
@@ -303,13 +347,13 @@
     <w:p/>
     <w:p>
       <w:r>
-        <w:t xml:space="preserve">Não levar para a prática a frase “ela está frustrada”. Levar: </w:t>
+        <w:t xml:space="preserve">Levar para a prática: </w:t>
       </w:r>
       <w:r>
         <w:rPr>
           <w:b/>
         </w:rPr>
-        <w:t>Analyst com histórico de Pix/microsserviços, hoje em sustentação legado, com esforço real de certificação e atuação em Women In Tech. Risco de subutilização.</w:t>
+        <w:t>Analyst MAPFRE com potencial; WIT e par (C#/SQL) positivos; gestor pede aceleração técnica, autonomia e Review in 12 months. Não promover neste FY.</w:t>
       </w:r>
     </w:p>
     <w:p>
